--- a/COMPLIANCE_DOCUMENTS/PAIA/PROAXIS_SOLUTIONS_PAIA_MANUAL.docx
+++ b/COMPLIANCE_DOCUMENTS/PAIA/PROAXIS_SOLUTIONS_PAIA_MANUAL.docx
@@ -304,10 +304,7 @@
         <w:pStyle w:val="BlockText"/>
       </w:pPr>
       <w:r>
-        <w:t xml:space="preserve">⚠️</w:t>
-      </w:r>
-      <w:r>
-        <w:t xml:space="preserve"> </w:t>
+        <w:t xml:space="preserve">⚠️ </w:t>
       </w:r>
       <w:r>
         <w:rPr>
@@ -316,10 +313,7 @@
         <w:t xml:space="preserve">DISCLAIMER:</w:t>
       </w:r>
       <w:r>
-        <w:t xml:space="preserve"> </w:t>
-      </w:r>
-      <w:r>
-        <w:t xml:space="preserve">This manual was prepared with AI assistance and must be reviewed by a qualified attorney before submission to the Information Regulator or reliance in any legal proceeding. All statutory references must be verified against current South African legislation. This document does not constitute legal advice.</w:t>
+        <w:t xml:space="preserve"> This manual was prepared with AI assistance and must be reviewed by a qualified attorney before submission to the Information Regulator or reliance in any legal proceeding. All statutory references must be verified against current South African legislation. This document does not constitute legal advice.</w:t>
       </w:r>
     </w:p>
     <w:p>
@@ -344,10 +338,7 @@
         <w:pStyle w:val="FirstParagraph"/>
       </w:pPr>
       <w:r>
-        <w:t xml:space="preserve">This manual is compiled in accordance with</w:t>
-      </w:r>
-      <w:r>
-        <w:t xml:space="preserve"> </w:t>
+        <w:t xml:space="preserve">This manual is compiled in accordance with </w:t>
       </w:r>
       <w:r>
         <w:rPr>
@@ -356,10 +347,7 @@
         <w:t xml:space="preserve">Section 51 of the Promotion of Access to Information Act 2 of 2000 (PAIA)</w:t>
       </w:r>
       <w:r>
-        <w:t xml:space="preserve"> </w:t>
-      </w:r>
-      <w:r>
-        <w:t xml:space="preserve">[VERIFY: current version including all amendments].</w:t>
+        <w:t xml:space="preserve"> [VERIFY: current version including all amendments].</w:t>
       </w:r>
     </w:p>
     <w:p>
@@ -375,10 +363,7 @@
         <w:pStyle w:val="BodyText"/>
       </w:pPr>
       <w:r>
-        <w:t xml:space="preserve">Proaxis Solutions (Pty) Ltd is committed to transparency, accountability, and giving effect to the constitutional right of access to information as provided for in</w:t>
-      </w:r>
-      <w:r>
-        <w:t xml:space="preserve"> </w:t>
+        <w:t xml:space="preserve">Proaxis Solutions (Pty) Ltd is committed to transparency, accountability, and giving effect to the constitutional right of access to information as provided for in </w:t>
       </w:r>
       <w:r>
         <w:rPr>
@@ -621,10 +606,7 @@
               <w:jc w:val="left"/>
             </w:pPr>
             <w:r>
-              <w:t xml:space="preserve">willsonjohnny430@gmail.com</w:t>
-            </w:r>
-            <w:r>
-              <w:t xml:space="preserve"> </w:t>
+              <w:t xml:space="preserve">willsonjohnny430@gmail.com </w:t>
             </w:r>
             <w:r>
               <w:rPr>
@@ -674,10 +656,7 @@
         <w:t xml:space="preserve">Note on email address:</w:t>
       </w:r>
       <w:r>
-        <w:t xml:space="preserve"> </w:t>
-      </w:r>
-      <w:r>
-        <w:t xml:space="preserve">The company is in the process of implementing a professional business email system. The email address above will be updated to info@proaxissolutions.co.za as soon as the business email system is activated. This manual will be updated accordingly. The Information Regulator’s records will also be updated when the business email address is operational.</w:t>
+        <w:t xml:space="preserve"> The company is in the process of implementing a professional business email system. The email address above will be updated to info@proaxissolutions.co.za as soon as the business email system is activated. This manual will be updated accordingly. The Information Regulator’s records will also be updated when the business email address is operational.</w:t>
       </w:r>
     </w:p>
     <w:p>
@@ -1684,10 +1663,7 @@
         <w:t xml:space="preserve">Note:</w:t>
       </w:r>
       <w:r>
-        <w:t xml:space="preserve"> </w:t>
-      </w:r>
-      <w:r>
-        <w:t xml:space="preserve">Proaxis Solutions currently has no employees. These records will be maintained when staff are engaged.</w:t>
+        <w:t xml:space="preserve"> Proaxis Solutions currently has no employees. These records will be maintained when staff are engaged.</w:t>
       </w:r>
     </w:p>
     <w:p>
@@ -2228,10 +2204,7 @@
         <w:t xml:space="preserve">Option A — Prescribed Form C</w:t>
       </w:r>
       <w:r>
-        <w:t xml:space="preserve"> </w:t>
-      </w:r>
-      <w:r>
-        <w:t xml:space="preserve">Submit a completed Form C as prescribed under the PAIA Regulations. [VERIFY: current Form C and Regulation reference — available from the Information Regulator at www.inforegulator.org.za]</w:t>
+        <w:t xml:space="preserve"> Submit a completed Form C as prescribed under the PAIA Regulations. [VERIFY: current Form C and Regulation reference — available from the Information Regulator at www.inforegulator.org.za]</w:t>
       </w:r>
     </w:p>
     <w:p>
@@ -2245,10 +2218,7 @@
         <w:t xml:space="preserve">Option B — Written Request</w:t>
       </w:r>
       <w:r>
-        <w:t xml:space="preserve"> </w:t>
-      </w:r>
-      <w:r>
-        <w:t xml:space="preserve">Submit a written request addressed to the Information Officer at the contact details in Part 1 of this manual. The written request must include:</w:t>
+        <w:t xml:space="preserve"> Submit a written request addressed to the Information Officer at the contact details in Part 1 of this manual. The written request must include:</w:t>
       </w:r>
     </w:p>
     <w:p>
@@ -2328,10 +2298,7 @@
         <w:t xml:space="preserve">Note:</w:t>
       </w:r>
       <w:r>
-        <w:t xml:space="preserve"> </w:t>
-      </w:r>
-      <w:r>
-        <w:t xml:space="preserve">Proaxis Solutions reserves the right to request payment of any applicable reproduction and access fees before providing access to records, in accordance with the prescribed fee schedule.</w:t>
+        <w:t xml:space="preserve"> Proaxis Solutions reserves the right to request payment of any applicable reproduction and access fees before providing access to records, in accordance with the prescribed fee schedule.</w:t>
       </w:r>
     </w:p>
     <w:p>
@@ -2695,10 +2662,7 @@
         <w:t xml:space="preserve">6.1 Internal Appeal</w:t>
       </w:r>
       <w:r>
-        <w:t xml:space="preserve"> </w:t>
-      </w:r>
-      <w:r>
-        <w:t xml:space="preserve">There is no internal appeal mechanism prescribed for private bodies under PAIA. Proaxis Solutions will accept and consider any written representation from a requestor who believes a decision was made in error.</w:t>
+        <w:t xml:space="preserve"> There is no internal appeal mechanism prescribed for private bodies under PAIA. Proaxis Solutions will accept and consider any written representation from a requestor who believes a decision was made in error.</w:t>
       </w:r>
     </w:p>
     <w:p>
@@ -2712,10 +2676,7 @@
         <w:t xml:space="preserve">6.2 Application to the Information Regulator</w:t>
       </w:r>
       <w:r>
-        <w:t xml:space="preserve"> </w:t>
-      </w:r>
-      <w:r>
-        <w:t xml:space="preserve">A requestor may lodge a complaint with the Information Regulator of South Africa if they believe their request has been improperly refused. [VERIFY: current Information Regulator complaint procedure and contact details — www.inforegulator.org.za]</w:t>
+        <w:t xml:space="preserve"> A requestor may lodge a complaint with the Information Regulator of South Africa if they believe their request has been improperly refused. [VERIFY: current Information Regulator complaint procedure and contact details — www.inforegulator.org.za]</w:t>
       </w:r>
     </w:p>
     <w:p>
@@ -2729,10 +2690,7 @@
         <w:t xml:space="preserve">6.3 Court Application</w:t>
       </w:r>
       <w:r>
-        <w:t xml:space="preserve"> </w:t>
-      </w:r>
-      <w:r>
-        <w:t xml:space="preserve">A requestor may approach a court with jurisdiction to review the decision to refuse access, in accordance with PAIA. [VERIFY: current PAIA court application provisions.]</w:t>
+        <w:t xml:space="preserve"> A requestor may approach a court with jurisdiction to review the decision to refuse access, in accordance with PAIA. [VERIFY: current PAIA court application provisions.]</w:t>
       </w:r>
     </w:p>
     <w:p>
@@ -2757,10 +2715,7 @@
         <w:pStyle w:val="FirstParagraph"/>
       </w:pPr>
       <w:r>
-        <w:t xml:space="preserve">Proaxis Solutions processes personal information in accordance with the</w:t>
-      </w:r>
-      <w:r>
-        <w:t xml:space="preserve"> </w:t>
+        <w:t xml:space="preserve">Proaxis Solutions processes personal information in accordance with the </w:t>
       </w:r>
       <w:r>
         <w:rPr>
@@ -3272,29 +3227,6 @@
         <w:pict>
           <v:rect style="width:0;height:1.5pt" o:hralign="center" o:hrstd="t" o:hr="t"/>
         </w:pict>
-      </w:r>
-    </w:p>
-    <w:p>
-      <w:pPr>
-        <w:pStyle w:val="BlockText"/>
-      </w:pPr>
-      <w:r>
-        <w:t xml:space="preserve">⚠️</w:t>
-      </w:r>
-      <w:r>
-        <w:t xml:space="preserve"> </w:t>
-      </w:r>
-      <w:r>
-        <w:rPr>
-          <w:b/>
-        </w:rPr>
-        <w:t xml:space="preserve">AI-GENERATED DOCUMENT</w:t>
-      </w:r>
-      <w:r>
-        <w:t xml:space="preserve"> </w:t>
-      </w:r>
-      <w:r>
-        <w:t xml:space="preserve">— This PAIA Manual was prepared with AI assistance. It must be independently reviewed by a qualified attorney before publication and submission to the Information Regulator. All statutory references must be verified against current South African law. This document does not constitute legal advice.</w:t>
       </w:r>
     </w:p>
     <w:p>
